--- a/paper/submission/Table 5.docx
+++ b/paper/submission/Table 5.docx
@@ -860,9 +860,10 @@
       <w:outlineLvl w:val="0"/>
     </w:pPr>
     <w:rPr>
-      <w:rFonts w:asciiTheme="majorHAnsi" w:eastAsiaTheme="majorEastAsia" w:hAnsiTheme="majorHAnsi" w:cstheme="majorBidi" w:ascii="Times New Roman" w:hAnsi="Times New Roman" w:eastAsia="Times New Roman"/>
+      <w:rFonts w:ascii="Times New Roman" w:hAnsi="Times New Roman" w:cs="Times New Roman" w:eastAsia="Times New Roman"/>
       <w:b/>
       <w:bCs/>
+      <w:i w:val="0"/>
       <w:color w:val="000000"/>
       <w:sz w:val="28"/>
       <w:szCs w:val="28"/>
@@ -885,9 +886,10 @@
       <w:outlineLvl w:val="1"/>
     </w:pPr>
     <w:rPr>
-      <w:rFonts w:asciiTheme="majorHAnsi" w:eastAsiaTheme="majorEastAsia" w:hAnsiTheme="majorHAnsi" w:cstheme="majorBidi" w:ascii="Times New Roman" w:hAnsi="Times New Roman" w:eastAsia="Times New Roman"/>
+      <w:rFonts w:ascii="Times New Roman" w:hAnsi="Times New Roman" w:cs="Times New Roman" w:eastAsia="Times New Roman"/>
       <w:b/>
       <w:bCs/>
+      <w:i w:val="0"/>
       <w:color w:val="000000"/>
       <w:sz w:val="24"/>
       <w:szCs w:val="26"/>
@@ -910,9 +912,10 @@
       <w:outlineLvl w:val="2"/>
     </w:pPr>
     <w:rPr>
-      <w:rFonts w:asciiTheme="majorHAnsi" w:eastAsiaTheme="majorEastAsia" w:hAnsiTheme="majorHAnsi" w:cstheme="majorBidi" w:ascii="Times New Roman" w:hAnsi="Times New Roman" w:eastAsia="Times New Roman"/>
+      <w:rFonts w:ascii="Times New Roman" w:hAnsi="Times New Roman" w:cs="Times New Roman" w:eastAsia="Times New Roman"/>
       <w:b/>
       <w:bCs/>
+      <w:i/>
       <w:color w:val="000000"/>
       <w:sz w:val="24"/>
     </w:rPr>
@@ -1145,16 +1148,14 @@
     <w:qFormat/>
     <w:rsid w:val="00FC693F"/>
     <w:pPr>
-      <w:pBdr>
-        <w:bottom w:val="single" w:sz="8" w:space="4" w:color="4F81BD" w:themeColor="accent1"/>
-      </w:pBdr>
       <w:spacing w:after="300" w:line="240" w:lineRule="auto"/>
       <w:contextualSpacing/>
       <w:jc w:val="left"/>
     </w:pPr>
     <w:rPr>
-      <w:rFonts w:asciiTheme="majorHAnsi" w:eastAsiaTheme="majorEastAsia" w:hAnsiTheme="majorHAnsi" w:cstheme="majorBidi" w:ascii="Times New Roman" w:hAnsi="Times New Roman" w:eastAsia="Times New Roman"/>
+      <w:rFonts w:ascii="Times New Roman" w:hAnsi="Times New Roman" w:cs="Times New Roman" w:eastAsia="Times New Roman"/>
       <w:b/>
+      <w:i w:val="0"/>
       <w:color w:val="000000"/>
       <w:spacing w:val="5"/>
       <w:kern w:val="28"/>
